--- a/Modelos/AP/FDMS/Memorando_contratacao_fundacao_teste.docx
+++ b/Modelos/AP/FDMS/Memorando_contratacao_fundacao_teste.docx
@@ -9,8 +9,6 @@
       <w:r>
         <w:tab/>
       </w:r>
-      <w:bookmarkStart w:id="0" w:name="_GoBack"/>
-      <w:bookmarkEnd w:id="0"/>
     </w:p>
     <w:p>
       <w:pPr>
@@ -580,69 +578,21 @@
         <w:t xml:space="preserve">A </w:t>
       </w:r>
       <w:r>
-        <w:rPr>
-          <w:b/>
-        </w:rPr>
-        <w:t xml:space="preserve">{{ </w:t>
-      </w:r>
-      <w:proofErr w:type="spellStart"/>
-      <w:r>
-        <w:rPr>
-          <w:b/>
-        </w:rPr>
-        <w:t>sigla_fundacao</w:t>
-      </w:r>
-      <w:proofErr w:type="spellEnd"/>
-      <w:r>
-        <w:rPr>
-          <w:b/>
-        </w:rPr>
-        <w:t xml:space="preserve"> }}</w:t>
+        <w:t>FDMS</w:t>
       </w:r>
       <w:r>
         <w:rPr>
           <w:color w:val="000000"/>
         </w:rPr>
-        <w:t xml:space="preserve"> teve </w:t>
-      </w:r>
-      <w:r>
-        <w:t>sua autorização renovada par</w:t>
-      </w:r>
+        <w:t xml:space="preserve"> te</w:t>
+      </w:r>
+      <w:bookmarkStart w:id="0" w:name="_GoBack"/>
+      <w:bookmarkEnd w:id="0"/>
       <w:r>
         <w:rPr>
           <w:color w:val="000000"/>
         </w:rPr>
-        <w:t xml:space="preserve">a atuar como Fundação de Apoio à UFSM pela Portaria Conjunta Nº </w:t>
-      </w:r>
-      <w:r>
-        <w:t>141</w:t>
-      </w:r>
-      <w:r>
-        <w:rPr>
-          <w:color w:val="000000"/>
-        </w:rPr>
-        <w:t xml:space="preserve">, de </w:t>
-      </w:r>
-      <w:r>
-        <w:t xml:space="preserve">18 </w:t>
-      </w:r>
-      <w:r>
-        <w:rPr>
-          <w:color w:val="000000"/>
-        </w:rPr>
-        <w:t>de</w:t>
-      </w:r>
-      <w:r>
-        <w:rPr>
-          <w:color w:val="000000"/>
-        </w:rPr>
-        <w:t xml:space="preserve"> novembro</w:t>
-      </w:r>
-      <w:r>
-        <w:t xml:space="preserve"> de 202</w:t>
-      </w:r>
-      <w:r>
-        <w:t>0</w:t>
+        <w:t>ve sua autorização renovada para atuar como Fundação de Apoio à UFSM pela portaria conjunta nº 45, de 26 de março de 2026</w:t>
       </w:r>
       <w:r>
         <w:rPr>

--- a/Modelos/AP/FDMS/Memorando_contratacao_fundacao_teste.docx
+++ b/Modelos/AP/FDMS/Memorando_contratacao_fundacao_teste.docx
@@ -584,15 +584,7 @@
         <w:rPr>
           <w:color w:val="000000"/>
         </w:rPr>
-        <w:t xml:space="preserve"> te</w:t>
-      </w:r>
-      <w:bookmarkStart w:id="0" w:name="_GoBack"/>
-      <w:bookmarkEnd w:id="0"/>
-      <w:r>
-        <w:rPr>
-          <w:color w:val="000000"/>
-        </w:rPr>
-        <w:t>ve sua autorização renovada para atuar como Fundação de Apoio à UFSM pela portaria conjunta nº 45, de 26 de março de 2026</w:t>
+        <w:t xml:space="preserve"> teve sua autorização renovada para atuar como Fundação de Apoio à UFSM pela portaria conjunta nº 45, de 26 de março de 2026</w:t>
       </w:r>
       <w:r>
         <w:rPr>
@@ -1369,7 +1361,13 @@
           <w:sz w:val="20"/>
         </w:rPr>
       </w:pPr>
-      <w:proofErr w:type="gramStart"/>
+      <w:r>
+        <w:rPr>
+          <w:rFonts w:ascii="Times New Roman" w:hAnsi="Times New Roman"/>
+          <w:sz w:val="20"/>
+        </w:rPr>
+        <w:t xml:space="preserve">NOME: </w:t>
+      </w:r>
       <w:r>
         <w:rPr>
           <w:rFonts w:ascii="Times New Roman" w:hAnsi="Times New Roman"/>
@@ -1383,15 +1381,7 @@
           <w:rFonts w:ascii="Times New Roman" w:hAnsi="Times New Roman"/>
           <w:sz w:val="20"/>
         </w:rPr>
-        <w:t>diretor</w:t>
-      </w:r>
-      <w:proofErr w:type="gramEnd"/>
-      <w:r>
-        <w:rPr>
-          <w:rFonts w:ascii="Times New Roman" w:hAnsi="Times New Roman"/>
-          <w:sz w:val="20"/>
-        </w:rPr>
-        <w:t>_unidade</w:t>
+        <w:t>diretor_unidade</w:t>
       </w:r>
       <w:proofErr w:type="spellEnd"/>
       <w:r>
@@ -1399,7 +1389,30 @@
           <w:rFonts w:ascii="Times New Roman" w:hAnsi="Times New Roman"/>
           <w:sz w:val="20"/>
         </w:rPr>
-        <w:t xml:space="preserve"> }} {{ </w:t>
+        <w:t xml:space="preserve"> }} </w:t>
+      </w:r>
+      <w:r>
+        <w:rPr>
+          <w:rFonts w:ascii="Times New Roman" w:hAnsi="Times New Roman"/>
+          <w:sz w:val="20"/>
+        </w:rPr>
+        <w:br/>
+      </w:r>
+      <w:bookmarkStart w:id="0" w:name="_GoBack"/>
+      <w:bookmarkEnd w:id="0"/>
+      <w:r>
+        <w:rPr>
+          <w:rFonts w:ascii="Times New Roman" w:hAnsi="Times New Roman"/>
+          <w:sz w:val="20"/>
+        </w:rPr>
+        <w:t>SIAPE:</w:t>
+      </w:r>
+      <w:r>
+        <w:rPr>
+          <w:rFonts w:ascii="Times New Roman" w:hAnsi="Times New Roman"/>
+          <w:sz w:val="20"/>
+        </w:rPr>
+        <w:t xml:space="preserve">{{ </w:t>
       </w:r>
       <w:proofErr w:type="spellStart"/>
       <w:r>

--- a/Modelos/AP/FDMS/Memorando_contratacao_fundacao_teste.docx
+++ b/Modelos/AP/FDMS/Memorando_contratacao_fundacao_teste.docx
@@ -147,7 +147,6 @@
         </w:rPr>
         <w:t xml:space="preserve">a </w:t>
       </w:r>
-      <w:proofErr w:type="gramStart"/>
       <w:r>
         <w:rPr>
           <w:b/>
@@ -166,7 +165,6 @@
         <w:t>fundacao</w:t>
       </w:r>
       <w:proofErr w:type="spellEnd"/>
-      <w:proofErr w:type="gramEnd"/>
       <w:r>
         <w:rPr>
           <w:b/>
@@ -211,13 +209,29 @@
         <w:rPr>
           <w:sz w:val="20"/>
         </w:rPr>
-        <w:t xml:space="preserve">ACORDO DE PARCERIA entre a UFSM e </w:t>
-      </w:r>
-      <w:r>
-        <w:rPr>
-          <w:sz w:val="20"/>
-        </w:rPr>
-        <w:t>{{ empresa }}</w:t>
+        <w:t>ACORDO DE PARCERIA entre a UFSM</w:t>
+      </w:r>
+      <w:bookmarkStart w:id="0" w:name="_GoBack"/>
+      <w:bookmarkEnd w:id="0"/>
+      <w:r>
+        <w:rPr>
+          <w:sz w:val="20"/>
+        </w:rPr>
+        <w:t xml:space="preserve">{{ </w:t>
+      </w:r>
+      <w:proofErr w:type="spellStart"/>
+      <w:r>
+        <w:rPr>
+          <w:sz w:val="20"/>
+        </w:rPr>
+        <w:t>texto_empresas</w:t>
+      </w:r>
+      <w:proofErr w:type="spellEnd"/>
+      <w:r>
+        <w:rPr>
+          <w:sz w:val="20"/>
+        </w:rPr>
+        <w:t xml:space="preserve"> }}</w:t>
       </w:r>
       <w:r>
         <w:rPr>
@@ -1397,14 +1411,6 @@
           <w:sz w:val="20"/>
         </w:rPr>
         <w:br/>
-      </w:r>
-      <w:bookmarkStart w:id="0" w:name="_GoBack"/>
-      <w:bookmarkEnd w:id="0"/>
-      <w:r>
-        <w:rPr>
-          <w:rFonts w:ascii="Times New Roman" w:hAnsi="Times New Roman"/>
-          <w:sz w:val="20"/>
-        </w:rPr>
         <w:t>SIAPE:</w:t>
       </w:r>
       <w:r>
